--- a/RAC/13장/13장_RAC스토리지관리.docx
+++ b/RAC/13장/13장_RAC스토리지관리.docx
@@ -872,7 +872,21 @@
                 <w:rFonts w:ascii="맑은 고딕" w:hAnsi="맑은 고딕" w:eastAsia="맑은 고딕"/>
                 <w:sz w:val="20"/>
               </w:rPr>
-              <w:t>쓰이지 않는 스레드가 남아 있으면 복구 시 그 스레드의 리두까지 확인하려 하므로 불필요한 작업이 생긴다. 노드를 뺄 때는 `alter database disable thread N` 으로 정리하고 리두 그룹도 지운다.</w:t>
+              <w:t xml:space="preserve">쓰이지 않는 스레드가 남아 있으면 복구 시 그 스레드의 리두까지 확인하려 하므로 불필요한 작업이 생긴다. 노드를 뺄 때는 </w:t>
+            </w:r>
+            <w:r>
+              <w:rPr>
+                <w:rFonts w:ascii="Consolas" w:hAnsi="Consolas" w:eastAsia="Consolas" w:cs="Consolas"/>
+                <w:sz w:val="19"/>
+              </w:rPr>
+              <w:t xml:space="preserve">alter database disable thread N</w:t>
+            </w:r>
+            <w:r>
+              <w:rPr>
+                <w:rFonts w:ascii="맑은 고딕" w:hAnsi="맑은 고딕" w:eastAsia="맑은 고딕"/>
+                <w:sz w:val="20"/>
+              </w:rPr>
+              <w:t xml:space="preserve"> 으로 정리하고 리두 그룹도 지운다.</w:t>
             </w:r>
           </w:p>
         </w:tc>
@@ -1109,19 +1123,33 @@
     <w:p>
       <w:r>
         <w:rPr>
+          <w:rFonts w:ascii="Consolas" w:hAnsi="Consolas" w:eastAsia="Consolas" w:cs="Consolas"/>
+          <w:sz w:val="20"/>
+        </w:rPr>
+        <w:t xml:space="preserve">thread 1</w:t>
+      </w:r>
+      <w:r>
+        <w:rPr>
           <w:rFonts w:ascii="맑은 고딕" w:hAnsi="맑은 고딕" w:eastAsia="맑은 고딕"/>
           <w:sz w:val="21"/>
         </w:rPr>
-        <w:t>`thread 1` 로 어느 스레드에 붙일지 지정했다. 이것을 빠뜨리면 명령을 실행한 인스턴스의 스레드에 붙는다.</w:t>
+        <w:t xml:space="preserve"> 로 어느 스레드에 붙일지 지정했다. 이것을 빠뜨리면 명령을 실행한 인스턴스의 스레드에 붙는다.</w:t>
       </w:r>
     </w:p>
     <w:p>
       <w:r>
         <w:rPr>
+          <w:rFonts w:ascii="Consolas" w:hAnsi="Consolas" w:eastAsia="Consolas" w:cs="Consolas"/>
+          <w:sz w:val="20"/>
+        </w:rPr>
+        <w:t xml:space="preserve">('+DATA','+FRA')</w:t>
+      </w:r>
+      <w:r>
+        <w:rPr>
           <w:rFonts w:ascii="맑은 고딕" w:hAnsi="맑은 고딕" w:eastAsia="맑은 고딕"/>
           <w:sz w:val="21"/>
         </w:rPr>
-        <w:t>`('+DATA','+FRA')` 는 멤버 두 개를 각 디스크그룹에 하나씩 만들라는 뜻이다. 이름은 ASM 이 OMF 규칙으로 짓는다.</w:t>
+        <w:t xml:space="preserve"> 는 멤버 두 개를 각 디스크그룹에 하나씩 만들라는 뜻이다. 이름은 ASM 이 OMF 규칙으로 짓는다.</w:t>
       </w:r>
     </w:p>
     <w:p>
@@ -1890,7 +1918,21 @@
           <w:rFonts w:ascii="맑은 고딕" w:hAnsi="맑은 고딕" w:eastAsia="맑은 고딕"/>
           <w:sz w:val="21"/>
         </w:rPr>
-        <w:t>12장에서 SPFILE 의 `racdb1.undo_tablespace=UNDOTBS1` 을 봤다. 그 지정이 여기 반영되어 있다.</w:t>
+        <w:t xml:space="preserve">12장에서 SPFILE 의 </w:t>
+      </w:r>
+      <w:r>
+        <w:rPr>
+          <w:rFonts w:ascii="Consolas" w:hAnsi="Consolas" w:eastAsia="Consolas" w:cs="Consolas"/>
+          <w:sz w:val="20"/>
+        </w:rPr>
+        <w:t xml:space="preserve">racdb1.undo_tablespace=UNDOTBS1</w:t>
+      </w:r>
+      <w:r>
+        <w:rPr>
+          <w:rFonts w:ascii="맑은 고딕" w:hAnsi="맑은 고딕" w:eastAsia="맑은 고딕"/>
+          <w:sz w:val="21"/>
+        </w:rPr>
+        <w:t xml:space="preserve"> 을 봤다. 그 지정이 여기 반영되어 있다.</w:t>
       </w:r>
     </w:p>
     <w:tbl>
@@ -2090,7 +2132,21 @@
                 <w:rFonts w:ascii="맑은 고딕" w:hAnsi="맑은 고딕" w:eastAsia="맑은 고딕"/>
                 <w:sz w:val="20"/>
               </w:rPr>
-              <w:t>위 조회에 `df.con_id=1` 조건이 있다. 이것을 빼면 행이 여러 번 나온다.</w:t>
+              <w:t xml:space="preserve">위 조회에 </w:t>
+            </w:r>
+            <w:r>
+              <w:rPr>
+                <w:rFonts w:ascii="Consolas" w:hAnsi="Consolas" w:eastAsia="Consolas" w:cs="Consolas"/>
+                <w:sz w:val="19"/>
+              </w:rPr>
+              <w:t xml:space="preserve">df.con_id=1</w:t>
+            </w:r>
+            <w:r>
+              <w:rPr>
+                <w:rFonts w:ascii="맑은 고딕" w:hAnsi="맑은 고딕" w:eastAsia="맑은 고딕"/>
+                <w:sz w:val="20"/>
+              </w:rPr>
+              <w:t xml:space="preserve"> 조건이 있다. 이것을 빼면 행이 여러 번 나온다.</w:t>
             </w:r>
           </w:p>
           <w:p>
@@ -2431,10 +2487,31 @@
     <w:p>
       <w:r>
         <w:rPr>
+          <w:rFonts w:ascii="Consolas" w:hAnsi="Consolas" w:eastAsia="Consolas" w:cs="Consolas"/>
+          <w:sz w:val="20"/>
+        </w:rPr>
+        <w:t xml:space="preserve">undo_management</w:t>
+      </w:r>
+      <w:r>
+        <w:rPr>
           <w:rFonts w:ascii="맑은 고딕" w:hAnsi="맑은 고딕" w:eastAsia="맑은 고딕"/>
           <w:sz w:val="21"/>
         </w:rPr>
-        <w:t>`undo_management` 와 `undo_retention` 은 두 인스턴스가 같은 값을 쓴다. 12장의 세 분류로 보면 "같은 것이 권장" 에 속한다.</w:t>
+        <w:t xml:space="preserve"> 와 </w:t>
+      </w:r>
+      <w:r>
+        <w:rPr>
+          <w:rFonts w:ascii="Consolas" w:hAnsi="Consolas" w:eastAsia="Consolas" w:cs="Consolas"/>
+          <w:sz w:val="20"/>
+        </w:rPr>
+        <w:t xml:space="preserve">undo_retention</w:t>
+      </w:r>
+      <w:r>
+        <w:rPr>
+          <w:rFonts w:ascii="맑은 고딕" w:hAnsi="맑은 고딕" w:eastAsia="맑은 고딕"/>
+          <w:sz w:val="21"/>
+        </w:rPr>
+        <w:t xml:space="preserve"> 은 두 인스턴스가 같은 값을 쓴다. 12장의 세 분류로 보면 "같은 것이 권장" 에 속한다.</w:t>
       </w:r>
     </w:p>
     <w:p>
@@ -2452,7 +2529,35 @@
           <w:rFonts w:ascii="맑은 고딕" w:hAnsi="맑은 고딕" w:eastAsia="맑은 고딕"/>
           <w:sz w:val="21"/>
         </w:rPr>
-        <w:t>나뉘는 것은 대상뿐이다. 방식과 보존 기간은 공통이고 각자 쓸 테이블스페이스만 다르다. 12장에서 `undo_management` 는 같은데 `undo_tablespace` 만 다른 것을 확인한 그대로다.</w:t>
+        <w:t xml:space="preserve">나뉘는 것은 대상뿐이다. 방식과 보존 기간은 공통이고 각자 쓸 테이블스페이스만 다르다. 12장에서 </w:t>
+      </w:r>
+      <w:r>
+        <w:rPr>
+          <w:rFonts w:ascii="Consolas" w:hAnsi="Consolas" w:eastAsia="Consolas" w:cs="Consolas"/>
+          <w:sz w:val="20"/>
+        </w:rPr>
+        <w:t xml:space="preserve">undo_management</w:t>
+      </w:r>
+      <w:r>
+        <w:rPr>
+          <w:rFonts w:ascii="맑은 고딕" w:hAnsi="맑은 고딕" w:eastAsia="맑은 고딕"/>
+          <w:sz w:val="21"/>
+        </w:rPr>
+        <w:t xml:space="preserve"> 는 같은데 </w:t>
+      </w:r>
+      <w:r>
+        <w:rPr>
+          <w:rFonts w:ascii="Consolas" w:hAnsi="Consolas" w:eastAsia="Consolas" w:cs="Consolas"/>
+          <w:sz w:val="20"/>
+        </w:rPr>
+        <w:t xml:space="preserve">undo_tablespace</w:t>
+      </w:r>
+      <w:r>
+        <w:rPr>
+          <w:rFonts w:ascii="맑은 고딕" w:hAnsi="맑은 고딕" w:eastAsia="맑은 고딕"/>
+          <w:sz w:val="21"/>
+        </w:rPr>
+        <w:t xml:space="preserve"> 만 다른 것을 확인한 그대로다.</w:t>
       </w:r>
     </w:p>
     <w:p>
@@ -2808,7 +2913,21 @@
           <w:rFonts w:ascii="맑은 고딕" w:hAnsi="맑은 고딕" w:eastAsia="맑은 고딕"/>
           <w:sz w:val="21"/>
         </w:rPr>
-        <w:t>12장에서 `cluster_database` 를 인스턴스별로 다르게 지정하는 것이 경고 없이 통과했던 것과 대비된다. 여기서는 오라클이 막아 준다.</w:t>
+        <w:t xml:space="preserve">12장에서 </w:t>
+      </w:r>
+      <w:r>
+        <w:rPr>
+          <w:rFonts w:ascii="Consolas" w:hAnsi="Consolas" w:eastAsia="Consolas" w:cs="Consolas"/>
+          <w:sz w:val="20"/>
+        </w:rPr>
+        <w:t xml:space="preserve">cluster_database</w:t>
+      </w:r>
+      <w:r>
+        <w:rPr>
+          <w:rFonts w:ascii="맑은 고딕" w:hAnsi="맑은 고딕" w:eastAsia="맑은 고딕"/>
+          <w:sz w:val="21"/>
+        </w:rPr>
+        <w:t xml:space="preserve"> 를 인스턴스별로 다르게 지정하는 것이 경고 없이 통과했던 것과 대비된다. 여기서는 오라클이 막아 준다.</w:t>
       </w:r>
     </w:p>
     <w:p>
@@ -2817,7 +2936,21 @@
           <w:rFonts w:ascii="맑은 고딕" w:hAnsi="맑은 고딕" w:eastAsia="맑은 고딕"/>
           <w:sz w:val="21"/>
         </w:rPr>
-        <w:t>차이는 검증 가능성이다. UNDO 테이블스페이스가 지금 다른 인스턴스에 물려 있는지는 실행 시점에 확인할 수 있다. 반면 `cluster_database=FALSE` 가 지금 이 상황에서 틀린지는 도구가 판단할 수 없다.</w:t>
+        <w:t xml:space="preserve">차이는 검증 가능성이다. UNDO 테이블스페이스가 지금 다른 인스턴스에 물려 있는지는 실행 시점에 확인할 수 있다. 반면 </w:t>
+      </w:r>
+      <w:r>
+        <w:rPr>
+          <w:rFonts w:ascii="Consolas" w:hAnsi="Consolas" w:eastAsia="Consolas" w:cs="Consolas"/>
+          <w:sz w:val="20"/>
+        </w:rPr>
+        <w:t xml:space="preserve">cluster_database=FALSE</w:t>
+      </w:r>
+      <w:r>
+        <w:rPr>
+          <w:rFonts w:ascii="맑은 고딕" w:hAnsi="맑은 고딕" w:eastAsia="맑은 고딕"/>
+          <w:sz w:val="21"/>
+        </w:rPr>
+        <w:t xml:space="preserve"> 가 지금 이 상황에서 틀린지는 도구가 판단할 수 없다.</w:t>
       </w:r>
     </w:p>
     <w:p>
@@ -5726,10 +5859,17 @@
     <w:p>
       <w:r>
         <w:rPr>
+          <w:rFonts w:ascii="Consolas" w:hAnsi="Consolas" w:eastAsia="Consolas" w:cs="Consolas"/>
+          <w:sz w:val="20"/>
+        </w:rPr>
+        <w:t xml:space="preserve">redo log space requests</w:t>
+      </w:r>
+      <w:r>
+        <w:rPr>
           <w:rFonts w:ascii="맑은 고딕" w:hAnsi="맑은 고딕" w:eastAsia="맑은 고딕"/>
           <w:sz w:val="21"/>
         </w:rPr>
-        <w:t>`redo log space requests` 가 양쪽 0 인 것도 확인해 둘 값이다. 이 값은 리두 버퍼가 가득 차 로그 스위치를 기다린 횟수다. 0 이면 리두 크기가 충분하다는 뜻이고, 계속 올라간다면 그룹을 늘리거나 크기를 키워야 한다.</w:t>
+        <w:t xml:space="preserve"> 가 양쪽 0 인 것도 확인해 둘 값이다. 이 값은 리두 버퍼가 가득 차 로그 스위치를 기다린 횟수다. 0 이면 리두 크기가 충분하다는 뜻이고, 계속 올라간다면 그룹을 늘리거나 크기를 키워야 한다.</w:t>
       </w:r>
     </w:p>
     <w:tbl>
@@ -5763,10 +5903,17 @@
             </w:pPr>
             <w:r>
               <w:rPr>
+                <w:rFonts w:ascii="Consolas" w:hAnsi="Consolas" w:eastAsia="Consolas" w:cs="Consolas"/>
+                <w:sz w:val="19"/>
+              </w:rPr>
+              <w:t xml:space="preserve">redo size</w:t>
+            </w:r>
+            <w:r>
+              <w:rPr>
                 <w:rFonts w:ascii="맑은 고딕" w:hAnsi="맑은 고딕" w:eastAsia="맑은 고딕"/>
                 <w:sz w:val="20"/>
               </w:rPr>
-              <w:t>`redo size` 는 변경량을 직접 보여 주므로 쓰기 부하의 지표로 좋다. 다만 인스턴스 기동 이후의 누적이므로 두 인스턴스의 기동 시각이 다르면 그대로 비교하면 안 된다.</w:t>
+              <w:t xml:space="preserve"> 는 변경량을 직접 보여 주므로 쓰기 부하의 지표로 좋다. 다만 인스턴스 기동 이후의 누적이므로 두 인스턴스의 기동 시각이 다르면 그대로 비교하면 안 된다.</w:t>
             </w:r>
           </w:p>
           <w:p>
@@ -6027,7 +6174,21 @@
           <w:rFonts w:ascii="맑은 고딕" w:hAnsi="맑은 고딕" w:eastAsia="맑은 고딕"/>
           <w:sz w:val="21"/>
         </w:rPr>
-        <w:t>ORA-01623 은 특히 RAC 다운 메시지다. `log 2 is current log for instance racdb1 (thread 1)` 처럼 인스턴스 이름과 스레드 번호를 함께 알려 준다. 단일 인스턴스라면 그냥 current log 라고만 한다.</w:t>
+        <w:t xml:space="preserve">ORA-01623 은 특히 RAC 다운 메시지다. </w:t>
+      </w:r>
+      <w:r>
+        <w:rPr>
+          <w:rFonts w:ascii="Consolas" w:hAnsi="Consolas" w:eastAsia="Consolas" w:cs="Consolas"/>
+          <w:sz w:val="20"/>
+        </w:rPr>
+        <w:t xml:space="preserve">log 2 is current log for instance racdb1 (thread 1)</w:t>
+      </w:r>
+      <w:r>
+        <w:rPr>
+          <w:rFonts w:ascii="맑은 고딕" w:hAnsi="맑은 고딕" w:eastAsia="맑은 고딕"/>
+          <w:sz w:val="21"/>
+        </w:rPr>
+        <w:t xml:space="preserve"> 처럼 인스턴스 이름과 스레드 번호를 함께 알려 준다. 단일 인스턴스라면 그냥 current log 라고만 한다.</w:t>
       </w:r>
     </w:p>
     <w:p>
@@ -6925,7 +7086,21 @@
           <w:rFonts w:ascii="맑은 고딕" w:hAnsi="맑은 고딕" w:eastAsia="맑은 고딕"/>
           <w:sz w:val="21"/>
         </w:rPr>
-        <w:t>하나, 새 스레드용 리두 그룹을 만든다. 최소 두 그룹이며 `alter database add logfile thread 3 group 6 ('+DATA','+FRA') size 200M` 형태다.</w:t>
+        <w:t xml:space="preserve">하나, 새 스레드용 리두 그룹을 만든다. 최소 두 그룹이며 </w:t>
+      </w:r>
+      <w:r>
+        <w:rPr>
+          <w:rFonts w:ascii="Consolas" w:hAnsi="Consolas" w:eastAsia="Consolas" w:cs="Consolas"/>
+          <w:sz w:val="20"/>
+        </w:rPr>
+        <w:t xml:space="preserve">alter database add logfile thread 3 group 6 ('+DATA','+FRA') size 200M</w:t>
+      </w:r>
+      <w:r>
+        <w:rPr>
+          <w:rFonts w:ascii="맑은 고딕" w:hAnsi="맑은 고딕" w:eastAsia="맑은 고딕"/>
+          <w:sz w:val="21"/>
+        </w:rPr>
+        <w:t xml:space="preserve"> 형태다.</w:t>
       </w:r>
     </w:p>
     <w:p>
@@ -6934,7 +7109,21 @@
           <w:rFonts w:ascii="맑은 고딕" w:hAnsi="맑은 고딕" w:eastAsia="맑은 고딕"/>
           <w:sz w:val="21"/>
         </w:rPr>
-        <w:t>둘, 그 스레드를 활성화한다. `alter database enable public thread 3` 이다. 이것을 빠뜨리면 새 인스턴스가 기동되지 않는다.</w:t>
+        <w:t xml:space="preserve">둘, 그 스레드를 활성화한다. </w:t>
+      </w:r>
+      <w:r>
+        <w:rPr>
+          <w:rFonts w:ascii="Consolas" w:hAnsi="Consolas" w:eastAsia="Consolas" w:cs="Consolas"/>
+          <w:sz w:val="20"/>
+        </w:rPr>
+        <w:t xml:space="preserve">alter database enable public thread 3</w:t>
+      </w:r>
+      <w:r>
+        <w:rPr>
+          <w:rFonts w:ascii="맑은 고딕" w:hAnsi="맑은 고딕" w:eastAsia="맑은 고딕"/>
+          <w:sz w:val="21"/>
+        </w:rPr>
+        <w:t xml:space="preserve"> 이다. 이것을 빠뜨리면 새 인스턴스가 기동되지 않는다.</w:t>
       </w:r>
     </w:p>
     <w:p>
@@ -6943,7 +7132,21 @@
           <w:rFonts w:ascii="맑은 고딕" w:hAnsi="맑은 고딕" w:eastAsia="맑은 고딕"/>
           <w:sz w:val="21"/>
         </w:rPr>
-        <w:t>셋, 새 UNDO 테이블스페이스를 만들고 SPFILE 에 지정한다. `racdb3.undo_tablespace=UNDOTBS3` 이다. 만들지 않고 이름만 지정하면 13.2.4 절의 ORA-30012 를 만난다.</w:t>
+        <w:t xml:space="preserve">셋, 새 UNDO 테이블스페이스를 만들고 SPFILE 에 지정한다. </w:t>
+      </w:r>
+      <w:r>
+        <w:rPr>
+          <w:rFonts w:ascii="Consolas" w:hAnsi="Consolas" w:eastAsia="Consolas" w:cs="Consolas"/>
+          <w:sz w:val="20"/>
+        </w:rPr>
+        <w:t xml:space="preserve">racdb3.undo_tablespace=UNDOTBS3</w:t>
+      </w:r>
+      <w:r>
+        <w:rPr>
+          <w:rFonts w:ascii="맑은 고딕" w:hAnsi="맑은 고딕" w:eastAsia="맑은 고딕"/>
+          <w:sz w:val="21"/>
+        </w:rPr>
+        <w:t xml:space="preserve"> 이다. 만들지 않고 이름만 지정하면 13.2.4 절의 ORA-30012 를 만난다.</w:t>
       </w:r>
     </w:p>
     <w:p>
@@ -7409,7 +7612,21 @@
           <w:rFonts w:ascii="맑은 고딕" w:hAnsi="맑은 고딕" w:eastAsia="맑은 고딕"/>
           <w:sz w:val="21"/>
         </w:rPr>
-        <w:t>리두 그룹은 `alter database add logfile thread N group M (...) size ...` 로 추가한다. 실측 3.2 초였고 만들어진 그룹의 STATUS 는 UNUSED 다.</w:t>
+        <w:t xml:space="preserve">리두 그룹은 </w:t>
+      </w:r>
+      <w:r>
+        <w:rPr>
+          <w:rFonts w:ascii="Consolas" w:hAnsi="Consolas" w:eastAsia="Consolas" w:cs="Consolas"/>
+          <w:sz w:val="20"/>
+        </w:rPr>
+        <w:t xml:space="preserve">alter database add logfile thread N group M (...) size ...</w:t>
+      </w:r>
+      <w:r>
+        <w:rPr>
+          <w:rFonts w:ascii="맑은 고딕" w:hAnsi="맑은 고딕" w:eastAsia="맑은 고딕"/>
+          <w:sz w:val="21"/>
+        </w:rPr>
+        <w:t xml:space="preserve"> 로 추가한다. 실측 3.2 초였고 만들어진 그룹의 STATUS 는 UNUSED 다.</w:t>
       </w:r>
     </w:p>
     <w:p>
